--- a/docs/Zero-Touch-Training-Executive-Summary.docx
+++ b/docs/Zero-Touch-Training-Executive-Summary.docx
@@ -39,7 +39,7 @@
           <w:color w:val="666666"/>
           <w:sz w:val="19"/>
         </w:rPr>
-        <w:t>Proof of Concept  ·  April 2026</w:t>
+        <w:t>Proof of Concept  ·  May 2026</w:t>
       </w:r>
     </w:p>
     <w:p>
@@ -655,7 +655,7 @@
           <w:rFonts w:ascii="Arial" w:hAnsi="Arial"/>
           <w:sz w:val="21"/>
         </w:rPr>
-        <w:t>The proof of concept covers ERP software training (SAP MIGO Goods Receipt, 5 scenarios) and equipment maintenance training (AR-15 field strip), delivered through a single domain-agnostic game engine. Total development time: 18 days of off-hours work. Total external API spend: under $200.</w:t>
+        <w:t>The proof of concept covers ERP software training (SAP MIGO Goods Receipt, 5 scenarios) and equipment maintenance training (AR-15 field strip and Ford F-150 transmission service), delivered through a single domain-agnostic game engine. Two further capabilities are now live: drift detection (Layer 6) automatically flags training assets as stale when source Tosca, BPMN, or overlay files change, and the Veo 3 video pipeline supports parameter-driven character casts (Bigfoot or photorealistic warehouse worker) via a single CLI flag. Total development time: ~40–80 hours of off-hours work. Total external API spend: under $200.</w:t>
       </w:r>
     </w:p>
     <w:p>
@@ -2147,7 +2147,7 @@
           <w:rFonts w:ascii="Arial" w:hAnsi="Arial"/>
           <w:sz w:val="21"/>
         </w:rPr>
-        <w:t>AR-15 field strip: 8 steps from verification-clear through disassembly and reassembly, using the same four-level game engine with a domain-branded shell (steel-grey, safety-orange accent). The hardware branding layer is a configuration abstraction — no engine code changes. Future scenarios include automotive maintenance (Ford F-150, pending Chilton manual delivery) and industrial lockout/tagout.</w:t>
+        <w:t>AR-15 field strip: 8 steps from verification-clear through disassembly and reassembly, using the same four-level game engine with a domain-branded shell (steel-grey, safety-orange accent). The hardware branding layer is a configuration abstraction — no engine code changes. Ford F-150 transmission service is now also implemented (7 steps, real manual photos). Future scenarios target weapon-system maintenance combining hardware identification with embedded-software workflow steps in a single trainer — the next planned build, intended as the centerpiece demo for Army weapon-system program offices.</w:t>
       </w:r>
     </w:p>
     <w:p>
@@ -3932,7 +3932,119 @@
           <w:rFonts w:ascii="Arial" w:hAnsi="Arial"/>
           <w:sz w:val="21"/>
         </w:rPr>
-        <w:t>The PoC proves the game engine, four-level pedagogy, and scenario structure. The following steps move the platform from PoC to pilot-ready:</w:t>
+        <w:t>The PoC proves the game engine, four-level pedagogy, and scenario structure. Recent additions extend that foundation; further work moves the platform from PoC to pilot-ready.</w:t>
+      </w:r>
+    </w:p>
+    <w:p>
+      <w:pPr>
+        <w:spacing w:before="120" w:after="80"/>
+      </w:pPr>
+      <w:r>
+        <w:rPr>
+          <w:rFonts w:ascii="Arial" w:hAnsi="Arial"/>
+          <w:b/>
+          <w:color w:val="1A3A5C"/>
+          <w:sz w:val="22"/>
+        </w:rPr>
+        <w:t>Recently Completed (May 2026)</w:t>
+      </w:r>
+    </w:p>
+    <w:p>
+      <w:pPr>
+        <w:pStyle w:val="ListBullet"/>
+        <w:spacing w:after="60"/>
+      </w:pPr>
+      <w:r>
+        <w:rPr>
+          <w:rFonts w:ascii="Arial" w:hAnsi="Arial"/>
+          <w:b/>
+          <w:sz w:val="21"/>
+        </w:rPr>
+        <w:t xml:space="preserve">Drift detection (Layer 6): </w:t>
+      </w:r>
+      <w:r>
+        <w:rPr>
+          <w:rFonts w:ascii="Arial" w:hAnsi="Arial"/>
+          <w:sz w:val="21"/>
+        </w:rPr>
+        <w:t>CLI tool that snapshots parsed Tosca, BPMN, and overlay sources, diffs them against a committed baseline, and emits a stale-list of affected scenarios with step-level before/after detail. Drops into any CI/CD pipeline (sample GitHub Actions workflow included). Converts the “training never goes stale” claim from a slide-deck promise into a demoable artifact.</w:t>
+      </w:r>
+    </w:p>
+    <w:p>
+      <w:pPr>
+        <w:pStyle w:val="ListBullet"/>
+        <w:spacing w:after="60"/>
+      </w:pPr>
+      <w:r>
+        <w:rPr>
+          <w:rFonts w:ascii="Arial" w:hAnsi="Arial"/>
+          <w:b/>
+          <w:sz w:val="21"/>
+        </w:rPr>
+        <w:t xml:space="preserve">Character cast parameterization: </w:t>
+      </w:r>
+      <w:r>
+        <w:rPr>
+          <w:rFonts w:ascii="Arial" w:hAnsi="Arial"/>
+          <w:sz w:val="21"/>
+        </w:rPr>
+        <w:t>Veo 3 video pipeline now supports character casts as a CLI parameter. Same script, same scenes, same dialogue, same code path; render with the Bigfoot cast or photorealistic warehouse worker cast via “--cast bigfoot” or “--cast human.” Confirms the cost is the value proposition (~$3.60 per 3-scene POC, ~$15.60 full 13-scene render) and that character is now a parameter, not a casting decision. Adding a third cast (military, healthcare, multilingual) is a single new block of code.</w:t>
+      </w:r>
+    </w:p>
+    <w:p>
+      <w:pPr>
+        <w:pStyle w:val="ListBullet"/>
+        <w:spacing w:after="60"/>
+      </w:pPr>
+      <w:r>
+        <w:rPr>
+          <w:rFonts w:ascii="Arial" w:hAnsi="Arial"/>
+          <w:b/>
+          <w:sz w:val="21"/>
+        </w:rPr>
+        <w:t xml:space="preserve">F-150 transmission service scenario: </w:t>
+      </w:r>
+      <w:r>
+        <w:rPr>
+          <w:rFonts w:ascii="Arial" w:hAnsi="Arial"/>
+          <w:sz w:val="21"/>
+        </w:rPr>
+        <w:t>Second hardware scenario implemented (7 steps, real manual photos), validating that the hardware branding abstraction generalizes beyond the AR-15 pilot. Demonstrates the same engine handles both weapon-platform and automotive-maintenance content with no engine code changes.</w:t>
+      </w:r>
+    </w:p>
+    <w:p>
+      <w:pPr>
+        <w:spacing w:before="160" w:after="80"/>
+      </w:pPr>
+      <w:r>
+        <w:rPr>
+          <w:rFonts w:ascii="Arial" w:hAnsi="Arial"/>
+          <w:b/>
+          <w:color w:val="1A3A5C"/>
+          <w:sz w:val="22"/>
+        </w:rPr>
+        <w:t>Still Ahead</w:t>
+      </w:r>
+    </w:p>
+    <w:p>
+      <w:pPr>
+        <w:pStyle w:val="ListBullet"/>
+        <w:spacing w:after="60"/>
+      </w:pPr>
+      <w:r>
+        <w:rPr>
+          <w:rFonts w:ascii="Arial" w:hAnsi="Arial"/>
+          <w:b/>
+          <w:sz w:val="21"/>
+        </w:rPr>
+        <w:t xml:space="preserve">Hardware/software fusion scenario: </w:t>
+      </w:r>
+      <w:r>
+        <w:rPr>
+          <w:rFonts w:ascii="Arial" w:hAnsi="Arial"/>
+          <w:sz w:val="21"/>
+        </w:rPr>
+        <w:t>Build a single trainer combining hardware photo-annotation steps with embedded-software workflow steps — the centerpiece artifact for Army weapon-system program offices, where almost every system has embedded software. Candidates include FCS LRU diagnostic BIT execution, BFT software load verification, and JBC-P configuration. Next planned build.</w:t>
       </w:r>
     </w:p>
     <w:p>
@@ -4132,7 +4244,7 @@
           <w:color w:val="999999"/>
           <w:sz w:val="17"/>
         </w:rPr>
-        <w:t>Zero-Touch Training — Proof of Concept  ·  April 2026  ·  Confidential</w:t>
+        <w:t>Zero-Touch Training — Proof of Concept  ·  May 2026  ·  Confidential</w:t>
       </w:r>
     </w:p>
     <w:sectPr>
